--- a/manuscript/tables_en.docx
+++ b/manuscript/tables_en.docx
@@ -145,7 +145,7 @@
               <w:rPr>
                 <w:sz w:val="18"/>
               </w:rPr>
-              <w:t>2004–2024</w:t>
+              <w:t>2004-2024</w:t>
             </w:r>
           </w:p>
         </w:tc>
@@ -212,7 +212,7 @@
               <w:rPr>
                 <w:sz w:val="18"/>
               </w:rPr>
-              <w:t>2008–2024</w:t>
+              <w:t>2008-2024</w:t>
             </w:r>
           </w:p>
         </w:tc>
@@ -279,7 +279,7 @@
               <w:rPr>
                 <w:sz w:val="18"/>
               </w:rPr>
-              <w:t>2008–2024</w:t>
+              <w:t>2008-2024</w:t>
             </w:r>
           </w:p>
         </w:tc>
@@ -346,7 +346,7 @@
               <w:rPr>
                 <w:sz w:val="18"/>
               </w:rPr>
-              <w:t>2008–2023</w:t>
+              <w:t>2008-2023</w:t>
             </w:r>
           </w:p>
         </w:tc>
@@ -2626,7 +2626,7 @@
     <w:lvl w:ilvl="0">
       <w:start w:val="1"/>
       <w:numFmt w:val="bullet"/>
-      <w:lvlText w:val=""/>
+      <w:lvlText w:val="*"/>
       <w:lvlJc w:val="left"/>
       <w:pPr>
         <w:tabs>
@@ -2647,7 +2647,7 @@
       <w:start w:val="1"/>
       <w:numFmt w:val="bullet"/>
       <w:pStyle w:val="ListBullet3"/>
-      <w:lvlText w:val=""/>
+      <w:lvlText w:val="*"/>
       <w:lvlJc w:val="left"/>
       <w:pPr>
         <w:tabs>
@@ -2668,7 +2668,7 @@
       <w:start w:val="1"/>
       <w:numFmt w:val="bullet"/>
       <w:pStyle w:val="ListBullet2"/>
-      <w:lvlText w:val=""/>
+      <w:lvlText w:val="*"/>
       <w:lvlJc w:val="left"/>
       <w:pPr>
         <w:tabs>
@@ -2707,7 +2707,7 @@
       <w:start w:val="1"/>
       <w:numFmt w:val="bullet"/>
       <w:pStyle w:val="ListBullet"/>
-      <w:lvlText w:val=""/>
+      <w:lvlText w:val="*"/>
       <w:lvlJc w:val="left"/>
       <w:pPr>
         <w:tabs>
@@ -26448,10 +26448,10 @@
         <a:latin typeface="Calibri"/>
         <a:ea typeface=""/>
         <a:cs typeface=""/>
-        <a:font script="Jpan" typeface="ＭＳ ゴシック"/>
-        <a:font script="Hang" typeface="맑은 고딕"/>
-        <a:font script="Hans" typeface="宋体"/>
-        <a:font script="Hant" typeface="新細明體"/>
+        <a:font script="Jpan" typeface="MS Gothic"/>
+        <a:font script="Hang" typeface="Malgun Gothic"/>
+        <a:font script="Hans" typeface="SimSun"/>
+        <a:font script="Hant" typeface="PMingLiU"/>
         <a:font script="Arab" typeface="Times New Roman"/>
         <a:font script="Hebr" typeface="Times New Roman"/>
         <a:font script="Thai" typeface="Angsana New"/>
@@ -26483,10 +26483,10 @@
         <a:latin typeface="Cambria"/>
         <a:ea typeface=""/>
         <a:cs typeface=""/>
-        <a:font script="Jpan" typeface="ＭＳ 明朝"/>
-        <a:font script="Hang" typeface="맑은 고딕"/>
-        <a:font script="Hans" typeface="宋体"/>
-        <a:font script="Hant" typeface="新細明體"/>
+        <a:font script="Jpan" typeface="MS Mincho"/>
+        <a:font script="Hang" typeface="Malgun Gothic"/>
+        <a:font script="Hans" typeface="SimSun"/>
+        <a:font script="Hant" typeface="PMingLiU"/>
         <a:font script="Arab" typeface="Arial"/>
         <a:font script="Hebr" typeface="Arial"/>
         <a:font script="Thai" typeface="Cordia New"/>
